--- a/treasure/download/经藏/阿含部-155部/新建文件夹/佛母般泥洹经-刘宋-慧简.docx
+++ b/treasure/download/经藏/阿含部-155部/新建文件夹/佛母般泥洹经-刘宋-慧简.docx
@@ -9,12 +9,14 @@
         <w:rPr>
           <w:sz w:val="24"/>
           <w:shd w:val="pct15" w:color="auto" w:fill="FFFFFF"/>
+          <w:lang w:eastAsia="zh-CN"/>
         </w:rPr>
       </w:pPr>
       <w:r>
         <w:rPr>
           <w:sz w:val="24"/>
           <w:shd w:val="pct15" w:color="auto" w:fill="FFFFFF"/>
+          <w:lang w:eastAsia="zh-CN"/>
         </w:rPr>
         <w:t>佛母般泥洹经</w:t>
       </w:r>
@@ -27,12 +29,14 @@
         <w:rPr>
           <w:sz w:val="24"/>
           <w:shd w:val="pct15" w:color="auto" w:fill="FFFFFF"/>
+          <w:lang w:eastAsia="zh-CN"/>
         </w:rPr>
       </w:pPr>
       <w:r>
         <w:rPr>
           <w:sz w:val="24"/>
           <w:shd w:val="pct15" w:color="auto" w:fill="FFFFFF"/>
+          <w:lang w:eastAsia="zh-CN"/>
         </w:rPr>
         <w:t>刘</w:t>
       </w:r>
@@ -40,6 +44,7 @@
         <w:rPr>
           <w:sz w:val="24"/>
           <w:shd w:val="pct15" w:color="auto" w:fill="FFFFFF"/>
+          <w:lang w:eastAsia="zh-CN"/>
         </w:rPr>
         <w:t>宋沙门慧简译</w:t>
       </w:r>
@@ -52,12 +57,14 @@
         <w:rPr>
           <w:sz w:val="24"/>
           <w:shd w:val="pct15" w:color="auto" w:fill="FFFFFF"/>
+          <w:lang w:eastAsia="zh-CN"/>
         </w:rPr>
       </w:pPr>
       <w:r>
         <w:rPr>
           <w:sz w:val="24"/>
           <w:shd w:val="pct15" w:color="auto" w:fill="FFFFFF"/>
+          <w:lang w:eastAsia="zh-CN"/>
         </w:rPr>
         <w:t>闻如是。一时佛在维耶离国。行在猕猴水边拘罗曷讲堂上。</w:t>
       </w:r>
@@ -70,12 +77,14 @@
         <w:rPr>
           <w:sz w:val="24"/>
           <w:shd w:val="pct15" w:color="auto" w:fill="FFFFFF"/>
+          <w:lang w:eastAsia="zh-CN"/>
         </w:rPr>
       </w:pPr>
       <w:r>
         <w:rPr>
           <w:sz w:val="24"/>
           <w:shd w:val="pct15" w:color="auto" w:fill="FFFFFF"/>
+          <w:lang w:eastAsia="zh-CN"/>
         </w:rPr>
         <w:t>大爱道比丘尼者</w:t>
       </w:r>
@@ -92,8 +101,9 @@
         <w:rPr>
           <w:sz w:val="24"/>
           <w:shd w:val="pct15" w:color="auto" w:fill="FFFFFF"/>
-        </w:rPr>
-        <w:t>即从佛母也。时在维耶离国。与女除馑五百人俱。皆是应真。获六通四达神足变化。年耆德尊神曜巍巍。其精舍在王园所度无量深入普智定。睹世尊逮阿难鹙鹭子大目乾连。所度已毕将欲灭度日</w:t>
+          <w:lang w:eastAsia="zh-CN"/>
+        </w:rPr>
+        <w:t>即从佛母也。时在维耶离国。与女除馑五百人俱。皆是应真。获六通四达神足变化。年耆德尊神曜巍巍。其精舍在王园所度无量深入普智定。睹世尊逮阿难鹙鹭子大目乾连。所度已毕将欲灭度</w:t>
       </w:r>
       <w:r>
         <w:rPr>
@@ -102,12 +112,34 @@
           <w:shd w:val="pct15" w:color="auto" w:fill="FFFFFF"/>
           <w:lang w:eastAsia="zh-CN"/>
         </w:rPr>
+        <w:t>。</w:t>
+      </w:r>
+      <w:bookmarkStart w:id="0" w:name="_GoBack"/>
+      <w:r>
+        <w:rPr>
+          <w:color w:val="FF0000"/>
+          <w:sz w:val="24"/>
+          <w:shd w:val="pct15" w:color="auto" w:fill="FFFFFF"/>
+          <w:lang w:eastAsia="zh-CN"/>
+        </w:rPr>
+        <w:t>日</w:t>
+      </w:r>
+      <w:r>
+        <w:rPr>
+          <w:rFonts w:hint="eastAsia"/>
+          <w:color w:val="FF0000"/>
+          <w:sz w:val="24"/>
+          <w:shd w:val="pct15" w:color="auto" w:fill="FFFFFF"/>
+          <w:lang w:eastAsia="zh-CN"/>
+        </w:rPr>
         <w:t>（疑似曰）</w:t>
       </w:r>
-      <w:r>
-        <w:rPr>
-          <w:sz w:val="24"/>
-          <w:shd w:val="pct15" w:color="auto" w:fill="FFFFFF"/>
+      <w:bookmarkEnd w:id="0"/>
+      <w:r>
+        <w:rPr>
+          <w:sz w:val="24"/>
+          <w:shd w:val="pct15" w:color="auto" w:fill="FFFFFF"/>
+          <w:lang w:eastAsia="zh-CN"/>
         </w:rPr>
         <w:t>。吾不忍见世尊如来无所著正真道最正觉及诸应真泥曰。吾当先息灵还乎本无矣。</w:t>
       </w:r>
@@ -120,12 +152,14 @@
         <w:rPr>
           <w:sz w:val="24"/>
           <w:shd w:val="pct15" w:color="auto" w:fill="FFFFFF"/>
+          <w:lang w:eastAsia="zh-CN"/>
         </w:rPr>
       </w:pPr>
       <w:r>
         <w:rPr>
           <w:sz w:val="24"/>
           <w:shd w:val="pct15" w:color="auto" w:fill="FFFFFF"/>
+          <w:lang w:eastAsia="zh-CN"/>
         </w:rPr>
         <w:t>佛一切智具照其然。即告阿难。大爱道念曰。吾不忍见世尊并诸应真泥曰。欲先灭度</w:t>
       </w:r>
@@ -147,12 +181,14 @@
         <w:rPr>
           <w:sz w:val="24"/>
           <w:shd w:val="pct15" w:color="auto" w:fill="FFFFFF"/>
+          <w:lang w:eastAsia="zh-CN"/>
         </w:rPr>
       </w:pPr>
       <w:r>
         <w:rPr>
           <w:sz w:val="24"/>
           <w:shd w:val="pct15" w:color="auto" w:fill="FFFFFF"/>
+          <w:lang w:eastAsia="zh-CN"/>
         </w:rPr>
         <w:t>阿难闻教</w:t>
       </w:r>
@@ -169,6 +205,7 @@
         <w:rPr>
           <w:sz w:val="24"/>
           <w:shd w:val="pct15" w:color="auto" w:fill="FFFFFF"/>
+          <w:lang w:eastAsia="zh-CN"/>
         </w:rPr>
         <w:t>即稽首言。今闻尊命。四体萎堕</w:t>
       </w:r>
@@ -185,6 +222,7 @@
         <w:rPr>
           <w:sz w:val="24"/>
           <w:shd w:val="pct15" w:color="auto" w:fill="FFFFFF"/>
+          <w:lang w:eastAsia="zh-CN"/>
         </w:rPr>
         <w:t>心塞智索。不识四方之名。</w:t>
       </w:r>
@@ -197,12 +235,14 @@
         <w:rPr>
           <w:sz w:val="24"/>
           <w:shd w:val="pct15" w:color="auto" w:fill="FFFFFF"/>
+          <w:lang w:eastAsia="zh-CN"/>
         </w:rPr>
       </w:pPr>
       <w:r>
         <w:rPr>
           <w:sz w:val="24"/>
           <w:shd w:val="pct15" w:color="auto" w:fill="FFFFFF"/>
+          <w:lang w:eastAsia="zh-CN"/>
         </w:rPr>
         <w:t>佛告阿难。汝谓大爱道灭度</w:t>
       </w:r>
@@ -219,15 +259,9 @@
         <w:rPr>
           <w:sz w:val="24"/>
           <w:shd w:val="pct15" w:color="auto" w:fill="FFFFFF"/>
-        </w:rPr>
-        <w:t>将戒种慧种定种解脱种度知见种。若四意止四意</w:t>
-      </w:r>
-      <w:r>
-        <w:rPr>
-          <w:sz w:val="24"/>
-          <w:shd w:val="pct15" w:color="auto" w:fill="FFFFFF"/>
-        </w:rPr>
-        <w:t>断四神足五根五力七觉意八品道行去耶。</w:t>
+          <w:lang w:eastAsia="zh-CN"/>
+        </w:rPr>
+        <w:t>将戒种慧种定种解脱种度知见种。若四意止四意断四神足五根五力七觉意八品道行去耶。</w:t>
       </w:r>
     </w:p>
     <w:p>
@@ -238,12 +272,14 @@
         <w:rPr>
           <w:sz w:val="24"/>
           <w:shd w:val="pct15" w:color="auto" w:fill="FFFFFF"/>
+          <w:lang w:eastAsia="zh-CN"/>
         </w:rPr>
       </w:pPr>
       <w:r>
         <w:rPr>
           <w:sz w:val="24"/>
           <w:shd w:val="pct15" w:color="auto" w:fill="FFFFFF"/>
+          <w:lang w:eastAsia="zh-CN"/>
         </w:rPr>
         <w:t>对曰。不也。但惟佛生七日</w:t>
       </w:r>
@@ -260,6 +296,7 @@
         <w:rPr>
           <w:sz w:val="24"/>
           <w:shd w:val="pct15" w:color="auto" w:fill="FFFFFF"/>
+          <w:lang w:eastAsia="zh-CN"/>
         </w:rPr>
         <w:t>大后薨。母慈至</w:t>
       </w:r>
@@ -276,6 +313,7 @@
         <w:rPr>
           <w:sz w:val="24"/>
           <w:shd w:val="pct15" w:color="auto" w:fill="FFFFFF"/>
+          <w:lang w:eastAsia="zh-CN"/>
         </w:rPr>
         <w:t>有大弘恩</w:t>
       </w:r>
@@ -283,6 +321,7 @@
         <w:rPr>
           <w:sz w:val="24"/>
           <w:shd w:val="pct15" w:color="auto" w:fill="FFFFFF"/>
+          <w:lang w:eastAsia="zh-CN"/>
         </w:rPr>
         <w:t>在佛所耳。</w:t>
       </w:r>
@@ -295,12 +334,14 @@
         <w:rPr>
           <w:sz w:val="24"/>
           <w:shd w:val="pct15" w:color="auto" w:fill="FFFFFF"/>
+          <w:lang w:eastAsia="zh-CN"/>
         </w:rPr>
       </w:pPr>
       <w:r>
         <w:rPr>
           <w:sz w:val="24"/>
           <w:shd w:val="pct15" w:color="auto" w:fill="FFFFFF"/>
+          <w:lang w:eastAsia="zh-CN"/>
         </w:rPr>
         <w:t>世尊叹曰。真如汝言。母于吾诚有哺乳重恩之惠。吾亦有难算之恩在母所也。由吾明</w:t>
       </w:r>
@@ -317,6 +358,7 @@
         <w:rPr>
           <w:sz w:val="24"/>
           <w:shd w:val="pct15" w:color="auto" w:fill="FFFFFF"/>
+          <w:lang w:eastAsia="zh-CN"/>
         </w:rPr>
         <w:t>获归命佛归命法归命圣众。自归习尽道</w:t>
       </w:r>
@@ -333,6 +375,7 @@
         <w:rPr>
           <w:sz w:val="24"/>
           <w:shd w:val="pct15" w:color="auto" w:fill="FFFFFF"/>
+          <w:lang w:eastAsia="zh-CN"/>
         </w:rPr>
         <w:t>冥灭明盛。无疑于三尊</w:t>
       </w:r>
@@ -349,6 +392,7 @@
         <w:rPr>
           <w:sz w:val="24"/>
           <w:shd w:val="pct15" w:color="auto" w:fill="FFFFFF"/>
+          <w:lang w:eastAsia="zh-CN"/>
         </w:rPr>
         <w:t>苦习尽道</w:t>
       </w:r>
@@ -365,6 +409,7 @@
         <w:rPr>
           <w:sz w:val="24"/>
           <w:shd w:val="pct15" w:color="auto" w:fill="FFFFFF"/>
+          <w:lang w:eastAsia="zh-CN"/>
         </w:rPr>
         <w:t>道眼明</w:t>
       </w:r>
@@ -381,6 +426,7 @@
         <w:rPr>
           <w:sz w:val="24"/>
           <w:shd w:val="pct15" w:color="auto" w:fill="FFFFFF"/>
+          <w:lang w:eastAsia="zh-CN"/>
         </w:rPr>
         <w:t>尽解结解</w:t>
       </w:r>
@@ -397,6 +443,7 @@
         <w:rPr>
           <w:sz w:val="24"/>
           <w:shd w:val="pct15" w:color="auto" w:fill="FFFFFF"/>
+          <w:lang w:eastAsia="zh-CN"/>
         </w:rPr>
         <w:t>获无所著。若人能悟愚者之惑。令入正真</w:t>
       </w:r>
@@ -413,15 +460,9 @@
         <w:rPr>
           <w:sz w:val="24"/>
           <w:shd w:val="pct15" w:color="auto" w:fill="FFFFFF"/>
-        </w:rPr>
-        <w:t>归佛归法归乎圣众。自归习尽道者。受道弟子。尽天下名珍。讫其年寿供养经师。万未塞一。归命三尊恩过须弥。弟子由芥子也。</w:t>
-      </w:r>
-      <w:r>
-        <w:rPr>
-          <w:sz w:val="24"/>
-          <w:shd w:val="pct15" w:color="auto" w:fill="FFFFFF"/>
-        </w:rPr>
-        <w:t>是故阿难。吾有重恩于大爱道所。其为无量也。</w:t>
+          <w:lang w:eastAsia="zh-CN"/>
+        </w:rPr>
+        <w:t>归佛归法归乎圣众。自归习尽道者。受道弟子。尽天下名珍。讫其年寿供养经师。万未塞一。归命三尊恩过须弥。弟子由芥子也。是故阿难。吾有重恩于大爱道所。其为无量也。</w:t>
       </w:r>
     </w:p>
     <w:p>
@@ -432,12 +473,14 @@
         <w:rPr>
           <w:sz w:val="24"/>
           <w:shd w:val="pct15" w:color="auto" w:fill="FFFFFF"/>
+          <w:lang w:eastAsia="zh-CN"/>
         </w:rPr>
       </w:pPr>
       <w:r>
         <w:rPr>
           <w:sz w:val="24"/>
           <w:shd w:val="pct15" w:color="auto" w:fill="FFFFFF"/>
+          <w:lang w:eastAsia="zh-CN"/>
         </w:rPr>
         <w:t>于时大爱道与除馑女五百人俱到佛所。皆头面著佛足</w:t>
       </w:r>
@@ -454,15 +497,9 @@
         <w:rPr>
           <w:sz w:val="24"/>
           <w:shd w:val="pct15" w:color="auto" w:fill="FFFFFF"/>
-        </w:rPr>
-        <w:t>退叉手立。大爱道白佛言。吾不忍</w:t>
-      </w:r>
-      <w:r>
-        <w:rPr>
-          <w:sz w:val="24"/>
-          <w:shd w:val="pct15" w:color="auto" w:fill="FFFFFF"/>
-        </w:rPr>
-        <w:t>睹佛及诸应真灭度。欲先泥曰。</w:t>
+          <w:lang w:eastAsia="zh-CN"/>
+        </w:rPr>
+        <w:t>退叉手立。大爱道白佛言。吾不忍睹佛及诸应真灭度。欲先泥曰。</w:t>
       </w:r>
     </w:p>
     <w:p>
@@ -473,12 +510,14 @@
         <w:rPr>
           <w:sz w:val="24"/>
           <w:shd w:val="pct15" w:color="auto" w:fill="FFFFFF"/>
+          <w:lang w:eastAsia="zh-CN"/>
         </w:rPr>
       </w:pPr>
       <w:r>
         <w:rPr>
           <w:sz w:val="24"/>
           <w:shd w:val="pct15" w:color="auto" w:fill="FFFFFF"/>
+          <w:lang w:eastAsia="zh-CN"/>
         </w:rPr>
         <w:t>佛默可之。大爱道以手摩佛足曰。吾免睹如来应仪正真道最正觉道法御天人师三界明。自今不复睹之矣。</w:t>
       </w:r>
@@ -491,98 +530,16 @@
         <w:rPr>
           <w:sz w:val="24"/>
           <w:shd w:val="pct15" w:color="auto" w:fill="FFFFFF"/>
+          <w:lang w:eastAsia="zh-CN"/>
         </w:rPr>
       </w:pPr>
       <w:r>
         <w:rPr>
           <w:sz w:val="24"/>
           <w:shd w:val="pct15" w:color="auto" w:fill="FFFFFF"/>
-        </w:rPr>
-        <w:t>五百除馑女陈辞如上。佛亦可之也。为说身患生死忧悲苦不如意</w:t>
-      </w:r>
-      <w:r>
-        <w:rPr>
-          <w:sz w:val="24"/>
-          <w:shd w:val="pct15" w:color="auto" w:fill="FFFFFF"/>
-        </w:rPr>
-        <w:t>[</w:t>
-      </w:r>
-      <w:r>
-        <w:rPr>
-          <w:sz w:val="24"/>
-          <w:shd w:val="pct15" w:color="auto" w:fill="FFFFFF"/>
-        </w:rPr>
-        <w:t>病</w:t>
-      </w:r>
-      <w:r>
-        <w:rPr>
-          <w:sz w:val="24"/>
-          <w:shd w:val="pct15" w:color="auto" w:fill="FFFFFF"/>
-        </w:rPr>
-        <w:t>-</w:t>
-      </w:r>
-      <w:r>
-        <w:rPr>
-          <w:sz w:val="24"/>
-          <w:shd w:val="pct15" w:color="auto" w:fill="FFFFFF"/>
-        </w:rPr>
-        <w:t>丙</w:t>
-      </w:r>
-      <w:r>
-        <w:rPr>
-          <w:sz w:val="24"/>
-          <w:shd w:val="pct15" w:color="auto" w:fill="FFFFFF"/>
-        </w:rPr>
-        <w:t>+(</w:t>
-      </w:r>
-      <w:r>
-        <w:rPr>
-          <w:sz w:val="24"/>
-          <w:shd w:val="pct15" w:color="auto" w:fill="FFFFFF"/>
-        </w:rPr>
-        <w:t>止</w:t>
-      </w:r>
-      <w:r>
-        <w:rPr>
-          <w:sz w:val="24"/>
-          <w:shd w:val="pct15" w:color="auto" w:fill="FFFFFF"/>
-        </w:rPr>
-        <w:t>/(</w:t>
-      </w:r>
-      <w:r>
-        <w:rPr>
-          <w:sz w:val="24"/>
-          <w:shd w:val="pct15" w:color="auto" w:fill="FFFFFF"/>
-        </w:rPr>
-        <w:t>止</w:t>
-      </w:r>
-      <w:r>
-        <w:rPr>
-          <w:sz w:val="24"/>
-          <w:shd w:val="pct15" w:color="auto" w:fill="FFFFFF"/>
-        </w:rPr>
-        <w:t>*</w:t>
-      </w:r>
-      <w:r>
-        <w:rPr>
-          <w:sz w:val="24"/>
-          <w:shd w:val="pct15" w:color="auto" w:fill="FFFFFF"/>
-        </w:rPr>
-        <w:t>止</w:t>
-      </w:r>
-      <w:r>
-        <w:rPr>
-          <w:sz w:val="24"/>
-          <w:shd w:val="pct15" w:color="auto" w:fill="FFFFFF"/>
-        </w:rPr>
-        <w:t>))]</w:t>
-      </w:r>
-      <w:r>
-        <w:rPr>
-          <w:sz w:val="24"/>
-          <w:shd w:val="pct15" w:color="auto" w:fill="FFFFFF"/>
-        </w:rPr>
-        <w:t>之难。无欲清净空不愿无相灭度之安</w:t>
+          <w:lang w:eastAsia="zh-CN"/>
+        </w:rPr>
+        <w:t>五百除馑女陈辞如上。佛亦可之也。为说身患生死忧悲苦不如意[病-丙+(止/(止*止))]之难。无欲清净空不愿无相灭度之安</w:t>
       </w:r>
       <w:r>
         <w:rPr>
@@ -597,6 +554,7 @@
         <w:rPr>
           <w:sz w:val="24"/>
           <w:shd w:val="pct15" w:color="auto" w:fill="FFFFFF"/>
+          <w:lang w:eastAsia="zh-CN"/>
         </w:rPr>
         <w:t>若干净品。</w:t>
       </w:r>
@@ -609,12 +567,14 @@
         <w:rPr>
           <w:sz w:val="24"/>
           <w:shd w:val="pct15" w:color="auto" w:fill="FFFFFF"/>
+          <w:lang w:eastAsia="zh-CN"/>
         </w:rPr>
       </w:pPr>
       <w:r>
         <w:rPr>
           <w:sz w:val="24"/>
           <w:shd w:val="pct15" w:color="auto" w:fill="FFFFFF"/>
+          <w:lang w:eastAsia="zh-CN"/>
         </w:rPr>
         <w:t>诸女除馑莫不欢喜。绕佛三匝稽首而去。还乎精舍</w:t>
       </w:r>
@@ -631,6 +591,7 @@
         <w:rPr>
           <w:sz w:val="24"/>
           <w:shd w:val="pct15" w:color="auto" w:fill="FFFFFF"/>
+          <w:lang w:eastAsia="zh-CN"/>
         </w:rPr>
         <w:t>布五百座皆各就坐。大爱道现神足德。自坐没地</w:t>
       </w:r>
@@ -647,6 +608,7 @@
         <w:rPr>
           <w:sz w:val="24"/>
           <w:shd w:val="pct15" w:color="auto" w:fill="FFFFFF"/>
+          <w:lang w:eastAsia="zh-CN"/>
         </w:rPr>
         <w:t>从东方来。在虚空中化。去地一树转升七树。经行虚空中。乍坐乍卧。上身出水。下身出火。下身出水。上身出火。又没地中</w:t>
       </w:r>
@@ -663,6 +625,7 @@
         <w:rPr>
           <w:sz w:val="24"/>
           <w:shd w:val="pct15" w:color="auto" w:fill="FFFFFF"/>
+          <w:lang w:eastAsia="zh-CN"/>
         </w:rPr>
         <w:t>飞东方来。没法如前。八方上下来。放大光明以照诸冥中</w:t>
       </w:r>
@@ -670,6 +633,7 @@
         <w:rPr>
           <w:sz w:val="24"/>
           <w:shd w:val="pct15" w:color="auto" w:fill="FFFFFF"/>
+          <w:lang w:eastAsia="zh-CN"/>
         </w:rPr>
         <w:t>人</w:t>
       </w:r>
@@ -686,15 +650,9 @@
         <w:rPr>
           <w:sz w:val="24"/>
           <w:shd w:val="pct15" w:color="auto" w:fill="FFFFFF"/>
-        </w:rPr>
-        <w:t>上曜诸天。五百</w:t>
-      </w:r>
-      <w:r>
-        <w:rPr>
-          <w:sz w:val="24"/>
-          <w:shd w:val="pct15" w:color="auto" w:fill="FFFFFF"/>
-        </w:rPr>
-        <w:t>除馑变化俱然</w:t>
+          <w:lang w:eastAsia="zh-CN"/>
+        </w:rPr>
+        <w:t>上曜诸天。五百除馑变化俱然</w:t>
       </w:r>
       <w:r>
         <w:rPr>
@@ -709,6 +667,7 @@
         <w:rPr>
           <w:sz w:val="24"/>
           <w:shd w:val="pct15" w:color="auto" w:fill="FFFFFF"/>
+          <w:lang w:eastAsia="zh-CN"/>
         </w:rPr>
         <w:t>同时泥曰。</w:t>
       </w:r>
@@ -721,12 +680,14 @@
         <w:rPr>
           <w:sz w:val="24"/>
           <w:shd w:val="pct15" w:color="auto" w:fill="FFFFFF"/>
+          <w:lang w:eastAsia="zh-CN"/>
         </w:rPr>
       </w:pPr>
       <w:r>
         <w:rPr>
           <w:sz w:val="24"/>
           <w:shd w:val="pct15" w:color="auto" w:fill="FFFFFF"/>
+          <w:lang w:eastAsia="zh-CN"/>
         </w:rPr>
         <w:t>佛告贤者阿难。汝明旦入城到耶游理家所</w:t>
       </w:r>
@@ -743,6 +704,7 @@
         <w:rPr>
           <w:sz w:val="24"/>
           <w:shd w:val="pct15" w:color="auto" w:fill="FFFFFF"/>
+          <w:lang w:eastAsia="zh-CN"/>
         </w:rPr>
         <w:t>告之曰。佛母及五百耆年除馑皆已灭度。佛劝理家作五百舆床。麻油香花樟楠梓事各五百。贡妓正音</w:t>
       </w:r>
@@ -759,6 +721,7 @@
         <w:rPr>
           <w:sz w:val="24"/>
           <w:shd w:val="pct15" w:color="auto" w:fill="FFFFFF"/>
+          <w:lang w:eastAsia="zh-CN"/>
         </w:rPr>
         <w:t>当以供养。所以然者。斯诸除馑皆六通四达。获空不愿无相净定。今得泥曰</w:t>
       </w:r>
@@ -775,6 +738,7 @@
         <w:rPr>
           <w:sz w:val="24"/>
           <w:shd w:val="pct15" w:color="auto" w:fill="FFFFFF"/>
+          <w:lang w:eastAsia="zh-CN"/>
         </w:rPr>
         <w:t>为诸佛所叹。一时之供养其福无数。</w:t>
       </w:r>
@@ -787,12 +751,14 @@
         <w:rPr>
           <w:sz w:val="24"/>
           <w:shd w:val="pct15" w:color="auto" w:fill="FFFFFF"/>
+          <w:lang w:eastAsia="zh-CN"/>
         </w:rPr>
       </w:pPr>
       <w:r>
         <w:rPr>
           <w:sz w:val="24"/>
           <w:shd w:val="pct15" w:color="auto" w:fill="FFFFFF"/>
+          <w:lang w:eastAsia="zh-CN"/>
         </w:rPr>
         <w:t>阿难稽首于地</w:t>
       </w:r>
@@ -809,6 +775,7 @@
         <w:rPr>
           <w:sz w:val="24"/>
           <w:shd w:val="pct15" w:color="auto" w:fill="FFFFFF"/>
+          <w:lang w:eastAsia="zh-CN"/>
         </w:rPr>
         <w:t>恻然敬诺。平旦入城至理家门。告守门者曰。入云吾来。</w:t>
       </w:r>
@@ -821,12 +788,14 @@
         <w:rPr>
           <w:sz w:val="24"/>
           <w:shd w:val="pct15" w:color="auto" w:fill="FFFFFF"/>
+          <w:lang w:eastAsia="zh-CN"/>
         </w:rPr>
       </w:pPr>
       <w:r>
         <w:rPr>
           <w:sz w:val="24"/>
           <w:shd w:val="pct15" w:color="auto" w:fill="FFFFFF"/>
+          <w:lang w:eastAsia="zh-CN"/>
         </w:rPr>
         <w:t>门人入</w:t>
       </w:r>
@@ -843,6 +812,7 @@
         <w:rPr>
           <w:sz w:val="24"/>
           <w:shd w:val="pct15" w:color="auto" w:fill="FFFFFF"/>
+          <w:lang w:eastAsia="zh-CN"/>
         </w:rPr>
         <w:t>如事云。理家时在高观与乐人相娱。闻阿难来</w:t>
       </w:r>
@@ -859,6 +829,7 @@
         <w:rPr>
           <w:sz w:val="24"/>
           <w:shd w:val="pct15" w:color="auto" w:fill="FFFFFF"/>
+          <w:lang w:eastAsia="zh-CN"/>
         </w:rPr>
         <w:t>心怖毛竖</w:t>
       </w:r>
@@ -875,6 +846,7 @@
         <w:rPr>
           <w:sz w:val="24"/>
           <w:shd w:val="pct15" w:color="auto" w:fill="FFFFFF"/>
+          <w:lang w:eastAsia="zh-CN"/>
         </w:rPr>
         <w:t>即下观</w:t>
       </w:r>
@@ -891,6 +863,7 @@
         <w:rPr>
           <w:sz w:val="24"/>
           <w:shd w:val="pct15" w:color="auto" w:fill="FFFFFF"/>
+          <w:lang w:eastAsia="zh-CN"/>
         </w:rPr>
         <w:t>疾出</w:t>
       </w:r>
@@ -907,6 +880,7 @@
         <w:rPr>
           <w:sz w:val="24"/>
           <w:shd w:val="pct15" w:color="auto" w:fill="FFFFFF"/>
+          <w:lang w:eastAsia="zh-CN"/>
         </w:rPr>
         <w:t>五体投地。以手著足</w:t>
       </w:r>
@@ -923,6 +897,7 @@
         <w:rPr>
           <w:sz w:val="24"/>
           <w:shd w:val="pct15" w:color="auto" w:fill="FFFFFF"/>
+          <w:lang w:eastAsia="zh-CN"/>
         </w:rPr>
         <w:t>长跪而曰。贤者</w:t>
       </w:r>
@@ -930,6 +905,7 @@
         <w:rPr>
           <w:sz w:val="24"/>
           <w:shd w:val="pct15" w:color="auto" w:fill="FFFFFF"/>
+          <w:lang w:eastAsia="zh-CN"/>
         </w:rPr>
         <w:t>阿难</w:t>
       </w:r>
@@ -946,6 +922,7 @@
         <w:rPr>
           <w:sz w:val="24"/>
           <w:shd w:val="pct15" w:color="auto" w:fill="FFFFFF"/>
+          <w:lang w:eastAsia="zh-CN"/>
         </w:rPr>
         <w:t>今来甚早。斯事非恒</w:t>
       </w:r>
@@ -962,6 +939,7 @@
         <w:rPr>
           <w:sz w:val="24"/>
           <w:shd w:val="pct15" w:color="auto" w:fill="FFFFFF"/>
+          <w:lang w:eastAsia="zh-CN"/>
         </w:rPr>
         <w:t>将以何故。</w:t>
       </w:r>
@@ -974,12 +952,14 @@
         <w:rPr>
           <w:sz w:val="24"/>
           <w:shd w:val="pct15" w:color="auto" w:fill="FFFFFF"/>
+          <w:lang w:eastAsia="zh-CN"/>
         </w:rPr>
       </w:pPr>
       <w:r>
         <w:rPr>
           <w:sz w:val="24"/>
           <w:shd w:val="pct15" w:color="auto" w:fill="FFFFFF"/>
+          <w:lang w:eastAsia="zh-CN"/>
         </w:rPr>
         <w:t>阿难如佛教具为理家说之。理家闻之</w:t>
       </w:r>
@@ -996,15 +976,9 @@
         <w:rPr>
           <w:sz w:val="24"/>
           <w:shd w:val="pct15" w:color="auto" w:fill="FFFFFF"/>
-        </w:rPr>
-        <w:t>即擗身于地。抗哀而云。吾等岂有非</w:t>
-      </w:r>
-      <w:r>
-        <w:rPr>
-          <w:sz w:val="24"/>
-          <w:shd w:val="pct15" w:color="auto" w:fill="FFFFFF"/>
-        </w:rPr>
-        <w:t>佛弟子。不肖之行而为除馑所弃矣。长逝无为而无遗教乎。</w:t>
+          <w:lang w:eastAsia="zh-CN"/>
+        </w:rPr>
+        <w:t>即擗身于地。抗哀而云。吾等岂有非佛弟子。不肖之行而为除馑所弃矣。长逝无为而无遗教乎。</w:t>
       </w:r>
     </w:p>
     <w:p>
@@ -1015,12 +989,14 @@
         <w:rPr>
           <w:sz w:val="24"/>
           <w:shd w:val="pct15" w:color="auto" w:fill="FFFFFF"/>
+          <w:lang w:eastAsia="zh-CN"/>
         </w:rPr>
       </w:pPr>
       <w:r>
         <w:rPr>
           <w:sz w:val="24"/>
           <w:shd w:val="pct15" w:color="auto" w:fill="FFFFFF"/>
+          <w:lang w:eastAsia="zh-CN"/>
         </w:rPr>
         <w:t>嘘唏重曰。贤者阿难</w:t>
       </w:r>
@@ -1037,6 +1013,7 @@
         <w:rPr>
           <w:sz w:val="24"/>
           <w:shd w:val="pct15" w:color="auto" w:fill="FFFFFF"/>
+          <w:lang w:eastAsia="zh-CN"/>
         </w:rPr>
         <w:t>自维耶梨精舍都为空寂。王道四街不复睹神通女除馑。如彼盛德行于国道。国道为空</w:t>
       </w:r>
@@ -1053,6 +1030,7 @@
         <w:rPr>
           <w:sz w:val="24"/>
           <w:shd w:val="pct15" w:color="auto" w:fill="FFFFFF"/>
+          <w:lang w:eastAsia="zh-CN"/>
         </w:rPr>
         <w:t>其痛何甚乎。</w:t>
       </w:r>
@@ -1065,12 +1043,14 @@
         <w:rPr>
           <w:sz w:val="24"/>
           <w:shd w:val="pct15" w:color="auto" w:fill="FFFFFF"/>
+          <w:lang w:eastAsia="zh-CN"/>
         </w:rPr>
       </w:pPr>
       <w:r>
         <w:rPr>
           <w:sz w:val="24"/>
           <w:shd w:val="pct15" w:color="auto" w:fill="FFFFFF"/>
+          <w:lang w:eastAsia="zh-CN"/>
         </w:rPr>
         <w:lastRenderedPageBreak/>
         <w:t>阿难答曰。佛说乾坤</w:t>
@@ -1088,6 +1068,7 @@
         <w:rPr>
           <w:sz w:val="24"/>
           <w:shd w:val="pct15" w:color="auto" w:fill="FFFFFF"/>
+          <w:lang w:eastAsia="zh-CN"/>
         </w:rPr>
         <w:t>虽为长久</w:t>
       </w:r>
@@ -1104,6 +1085,7 @@
         <w:rPr>
           <w:sz w:val="24"/>
           <w:shd w:val="pct15" w:color="auto" w:fill="FFFFFF"/>
+          <w:lang w:eastAsia="zh-CN"/>
         </w:rPr>
         <w:t>始必有终。盛者有衰</w:t>
       </w:r>
@@ -1120,6 +1102,7 @@
         <w:rPr>
           <w:sz w:val="24"/>
           <w:shd w:val="pct15" w:color="auto" w:fill="FFFFFF"/>
+          <w:lang w:eastAsia="zh-CN"/>
         </w:rPr>
         <w:t>恩爱当离。睹异欲永者</w:t>
       </w:r>
@@ -1136,6 +1119,7 @@
         <w:rPr>
           <w:sz w:val="24"/>
           <w:shd w:val="pct15" w:color="auto" w:fill="FFFFFF"/>
+          <w:lang w:eastAsia="zh-CN"/>
         </w:rPr>
         <w:t>寻行受报。三界无常其如幻梦。古来非常苦身之患其祸无量。而愚者不见可谓瞽矣。生求不死</w:t>
       </w:r>
@@ -1152,6 +1136,7 @@
         <w:rPr>
           <w:sz w:val="24"/>
           <w:shd w:val="pct15" w:color="auto" w:fill="FFFFFF"/>
+          <w:lang w:eastAsia="zh-CN"/>
         </w:rPr>
         <w:t>会毕不离者终不可得也。上贤睹佛经奥</w:t>
       </w:r>
@@ -1168,6 +1153,7 @@
         <w:rPr>
           <w:sz w:val="24"/>
           <w:shd w:val="pct15" w:color="auto" w:fill="FFFFFF"/>
+          <w:lang w:eastAsia="zh-CN"/>
         </w:rPr>
         <w:t>解四非常如盲得视。精进勤行</w:t>
       </w:r>
@@ -1184,6 +1170,7 @@
         <w:rPr>
           <w:sz w:val="24"/>
           <w:shd w:val="pct15" w:color="auto" w:fill="FFFFFF"/>
+          <w:lang w:eastAsia="zh-CN"/>
         </w:rPr>
         <w:t>可免重苦矣。</w:t>
       </w:r>
@@ -1196,21 +1183,16 @@
         <w:rPr>
           <w:sz w:val="24"/>
           <w:shd w:val="pct15" w:color="auto" w:fill="FFFFFF"/>
+          <w:lang w:eastAsia="zh-CN"/>
         </w:rPr>
       </w:pPr>
       <w:r>
         <w:rPr>
           <w:sz w:val="24"/>
           <w:shd w:val="pct15" w:color="auto" w:fill="FFFFFF"/>
-        </w:rPr>
-        <w:t>阿难引若干要说。以释理家结。理家心解即喜。阿难复至诸梵志理家所。时其众在讲堂有异议。即告之曰。佛劝诸贤者作五百人葬具。所以然者。佛母并五</w:t>
-      </w:r>
-      <w:r>
-        <w:rPr>
-          <w:sz w:val="24"/>
-          <w:shd w:val="pct15" w:color="auto" w:fill="FFFFFF"/>
-        </w:rPr>
-        <w:t>百女除馑皆已灭度。</w:t>
+          <w:lang w:eastAsia="zh-CN"/>
+        </w:rPr>
+        <w:t>阿难引若干要说。以释理家结。理家心解即喜。阿难复至诸梵志理家所。时其众在讲堂有异议。即告之曰。佛劝诸贤者作五百人葬具。所以然者。佛母并五百女除馑皆已灭度。</w:t>
       </w:r>
     </w:p>
     <w:p>
@@ -1221,12 +1203,14 @@
         <w:rPr>
           <w:sz w:val="24"/>
           <w:shd w:val="pct15" w:color="auto" w:fill="FFFFFF"/>
+          <w:lang w:eastAsia="zh-CN"/>
         </w:rPr>
       </w:pPr>
       <w:r>
         <w:rPr>
           <w:sz w:val="24"/>
           <w:shd w:val="pct15" w:color="auto" w:fill="FFFFFF"/>
+          <w:lang w:eastAsia="zh-CN"/>
         </w:rPr>
         <w:t>梵志理家闻阿难言</w:t>
       </w:r>
@@ -1243,6 +1227,7 @@
         <w:rPr>
           <w:sz w:val="24"/>
           <w:shd w:val="pct15" w:color="auto" w:fill="FFFFFF"/>
+          <w:lang w:eastAsia="zh-CN"/>
         </w:rPr>
         <w:t>靡不擗地椎心</w:t>
       </w:r>
@@ -1259,6 +1244,7 @@
         <w:rPr>
           <w:sz w:val="24"/>
           <w:shd w:val="pct15" w:color="auto" w:fill="FFFFFF"/>
+          <w:lang w:eastAsia="zh-CN"/>
         </w:rPr>
         <w:t>搣发宛转</w:t>
       </w:r>
@@ -1275,6 +1261,7 @@
         <w:rPr>
           <w:sz w:val="24"/>
           <w:shd w:val="pct15" w:color="auto" w:fill="FFFFFF"/>
+          <w:lang w:eastAsia="zh-CN"/>
         </w:rPr>
         <w:t>哀号云。当奈何。吾等孤露将</w:t>
       </w:r>
@@ -1291,6 +1278,7 @@
         <w:rPr>
           <w:sz w:val="24"/>
           <w:shd w:val="pct15" w:color="auto" w:fill="FFFFFF"/>
+          <w:lang w:eastAsia="zh-CN"/>
         </w:rPr>
         <w:t>谁恃乎。</w:t>
       </w:r>
@@ -1303,12 +1291,14 @@
         <w:rPr>
           <w:sz w:val="24"/>
           <w:shd w:val="pct15" w:color="auto" w:fill="FFFFFF"/>
+          <w:lang w:eastAsia="zh-CN"/>
         </w:rPr>
       </w:pPr>
       <w:r>
         <w:rPr>
           <w:sz w:val="24"/>
           <w:shd w:val="pct15" w:color="auto" w:fill="FFFFFF"/>
+          <w:lang w:eastAsia="zh-CN"/>
         </w:rPr>
         <w:t>阿难又说。三界是幻</w:t>
       </w:r>
@@ -1325,6 +1315,7 @@
         <w:rPr>
           <w:sz w:val="24"/>
           <w:shd w:val="pct15" w:color="auto" w:fill="FFFFFF"/>
+          <w:lang w:eastAsia="zh-CN"/>
         </w:rPr>
         <w:t>都为非常</w:t>
       </w:r>
@@ -1341,6 +1332,7 @@
         <w:rPr>
           <w:sz w:val="24"/>
           <w:shd w:val="pct15" w:color="auto" w:fill="FFFFFF"/>
+          <w:lang w:eastAsia="zh-CN"/>
         </w:rPr>
         <w:t>身为苦器</w:t>
       </w:r>
@@ -1357,85 +1349,9 @@
         <w:rPr>
           <w:sz w:val="24"/>
           <w:shd w:val="pct15" w:color="auto" w:fill="FFFFFF"/>
-        </w:rPr>
-        <w:t>[</w:t>
-      </w:r>
-      <w:r>
-        <w:rPr>
-          <w:sz w:val="24"/>
-          <w:shd w:val="pct15" w:color="auto" w:fill="FFFFFF"/>
-        </w:rPr>
-        <w:t>病</w:t>
-      </w:r>
-      <w:r>
-        <w:rPr>
-          <w:sz w:val="24"/>
-          <w:shd w:val="pct15" w:color="auto" w:fill="FFFFFF"/>
-        </w:rPr>
-        <w:t>-</w:t>
-      </w:r>
-      <w:r>
-        <w:rPr>
-          <w:sz w:val="24"/>
-          <w:shd w:val="pct15" w:color="auto" w:fill="FFFFFF"/>
-        </w:rPr>
-        <w:t>丙</w:t>
-      </w:r>
-      <w:r>
-        <w:rPr>
-          <w:sz w:val="24"/>
-          <w:shd w:val="pct15" w:color="auto" w:fill="FFFFFF"/>
-        </w:rPr>
-        <w:t>+(</w:t>
-      </w:r>
-      <w:r>
-        <w:rPr>
-          <w:sz w:val="24"/>
-          <w:shd w:val="pct15" w:color="auto" w:fill="FFFFFF"/>
-        </w:rPr>
-        <w:t>止</w:t>
-      </w:r>
-      <w:r>
-        <w:rPr>
-          <w:sz w:val="24"/>
-          <w:shd w:val="pct15" w:color="auto" w:fill="FFFFFF"/>
-        </w:rPr>
-        <w:t>/(</w:t>
-      </w:r>
-      <w:r>
-        <w:rPr>
-          <w:sz w:val="24"/>
-          <w:shd w:val="pct15" w:color="auto" w:fill="FFFFFF"/>
-        </w:rPr>
-        <w:t>止</w:t>
-      </w:r>
-      <w:r>
-        <w:rPr>
-          <w:sz w:val="24"/>
-          <w:shd w:val="pct15" w:color="auto" w:fill="FFFFFF"/>
-        </w:rPr>
-        <w:t>*</w:t>
-      </w:r>
-      <w:r>
-        <w:rPr>
-          <w:sz w:val="24"/>
-          <w:shd w:val="pct15" w:color="auto" w:fill="FFFFFF"/>
-        </w:rPr>
-        <w:t>止</w:t>
-      </w:r>
-      <w:r>
-        <w:rPr>
-          <w:sz w:val="24"/>
-          <w:shd w:val="pct15" w:color="auto" w:fill="FFFFFF"/>
-        </w:rPr>
-        <w:t>))]</w:t>
-      </w:r>
-      <w:r>
-        <w:rPr>
-          <w:sz w:val="24"/>
-          <w:shd w:val="pct15" w:color="auto" w:fill="FFFFFF"/>
-        </w:rPr>
-        <w:t>痛所聚</w:t>
+          <w:lang w:eastAsia="zh-CN"/>
+        </w:rPr>
+        <w:t>[病-丙+(止/(止*止))]痛所聚</w:t>
       </w:r>
       <w:r>
         <w:rPr>
@@ -1450,6 +1366,7 @@
         <w:rPr>
           <w:sz w:val="24"/>
           <w:shd w:val="pct15" w:color="auto" w:fill="FFFFFF"/>
+          <w:lang w:eastAsia="zh-CN"/>
         </w:rPr>
         <w:t>唯泥曰安</w:t>
       </w:r>
@@ -1466,6 +1383,7 @@
         <w:rPr>
           <w:sz w:val="24"/>
           <w:shd w:val="pct15" w:color="auto" w:fill="FFFFFF"/>
+          <w:lang w:eastAsia="zh-CN"/>
         </w:rPr>
         <w:t>故三尊归之也。</w:t>
       </w:r>
@@ -1478,12 +1396,14 @@
         <w:rPr>
           <w:sz w:val="24"/>
           <w:shd w:val="pct15" w:color="auto" w:fill="FFFFFF"/>
+          <w:lang w:eastAsia="zh-CN"/>
         </w:rPr>
       </w:pPr>
       <w:r>
         <w:rPr>
           <w:sz w:val="24"/>
           <w:shd w:val="pct15" w:color="auto" w:fill="FFFFFF"/>
+          <w:lang w:eastAsia="zh-CN"/>
         </w:rPr>
         <w:t>理家心解</w:t>
       </w:r>
@@ -1500,6 +1420,7 @@
         <w:rPr>
           <w:sz w:val="24"/>
           <w:shd w:val="pct15" w:color="auto" w:fill="FFFFFF"/>
+          <w:lang w:eastAsia="zh-CN"/>
         </w:rPr>
         <w:t>稽首足下。阿难还至佛所。如事以闻。梵志理家即具葬具。驰诣精舍</w:t>
       </w:r>
@@ -1516,6 +1437,7 @@
         <w:rPr>
           <w:sz w:val="24"/>
           <w:shd w:val="pct15" w:color="auto" w:fill="FFFFFF"/>
+          <w:lang w:eastAsia="zh-CN"/>
         </w:rPr>
         <w:t>时园门闭。理家使人缘入开门</w:t>
       </w:r>
@@ -1532,6 +1454,7 @@
         <w:rPr>
           <w:sz w:val="24"/>
           <w:shd w:val="pct15" w:color="auto" w:fill="FFFFFF"/>
+          <w:lang w:eastAsia="zh-CN"/>
         </w:rPr>
         <w:t>欲入讲堂。</w:t>
       </w:r>
@@ -1544,12 +1467,14 @@
         <w:rPr>
           <w:sz w:val="24"/>
           <w:shd w:val="pct15" w:color="auto" w:fill="FFFFFF"/>
+          <w:lang w:eastAsia="zh-CN"/>
         </w:rPr>
       </w:pPr>
       <w:r>
         <w:rPr>
           <w:sz w:val="24"/>
           <w:shd w:val="pct15" w:color="auto" w:fill="FFFFFF"/>
+          <w:lang w:eastAsia="zh-CN"/>
         </w:rPr>
         <w:t>有女沙弥三人。一人得不还道。次者频来。小者沟港。告理家曰。吾师坐禅</w:t>
       </w:r>
@@ -1566,6 +1491,7 @@
         <w:rPr>
           <w:sz w:val="24"/>
           <w:shd w:val="pct15" w:color="auto" w:fill="FFFFFF"/>
+          <w:lang w:eastAsia="zh-CN"/>
         </w:rPr>
         <w:t>今得寂定。慎无扰也。</w:t>
       </w:r>
@@ -1578,12 +1504,14 @@
         <w:rPr>
           <w:sz w:val="24"/>
           <w:shd w:val="pct15" w:color="auto" w:fill="FFFFFF"/>
+          <w:lang w:eastAsia="zh-CN"/>
         </w:rPr>
       </w:pPr>
       <w:r>
         <w:rPr>
           <w:sz w:val="24"/>
           <w:shd w:val="pct15" w:color="auto" w:fill="FFFFFF"/>
+          <w:lang w:eastAsia="zh-CN"/>
         </w:rPr>
         <w:t>答曰。师已灭度</w:t>
       </w:r>
@@ -1600,6 +1528,7 @@
         <w:rPr>
           <w:sz w:val="24"/>
           <w:shd w:val="pct15" w:color="auto" w:fill="FFFFFF"/>
+          <w:lang w:eastAsia="zh-CN"/>
         </w:rPr>
         <w:t>不为定也。</w:t>
       </w:r>
@@ -1612,12 +1541,14 @@
         <w:rPr>
           <w:sz w:val="24"/>
           <w:shd w:val="pct15" w:color="auto" w:fill="FFFFFF"/>
+          <w:lang w:eastAsia="zh-CN"/>
         </w:rPr>
       </w:pPr>
       <w:r>
         <w:rPr>
           <w:sz w:val="24"/>
           <w:shd w:val="pct15" w:color="auto" w:fill="FFFFFF"/>
+          <w:lang w:eastAsia="zh-CN"/>
         </w:rPr>
         <w:t>沙弥闻之。擗身绝息</w:t>
       </w:r>
@@ -1634,6 +1565,7 @@
         <w:rPr>
           <w:sz w:val="24"/>
           <w:shd w:val="pct15" w:color="auto" w:fill="FFFFFF"/>
+          <w:lang w:eastAsia="zh-CN"/>
         </w:rPr>
         <w:t>有顷乃稣。哀号而曰。谁当复诲吾等</w:t>
       </w:r>
@@ -1650,6 +1582,7 @@
         <w:rPr>
           <w:sz w:val="24"/>
           <w:shd w:val="pct15" w:color="auto" w:fill="FFFFFF"/>
+          <w:lang w:eastAsia="zh-CN"/>
         </w:rPr>
         <w:t>圣训绝</w:t>
       </w:r>
@@ -1666,6 +1599,7 @@
         <w:rPr>
           <w:sz w:val="24"/>
           <w:shd w:val="pct15" w:color="auto" w:fill="FFFFFF"/>
+          <w:lang w:eastAsia="zh-CN"/>
         </w:rPr>
         <w:t>吾者废也。</w:t>
       </w:r>
@@ -1678,12 +1612,14 @@
         <w:rPr>
           <w:sz w:val="24"/>
           <w:shd w:val="pct15" w:color="auto" w:fill="FFFFFF"/>
+          <w:lang w:eastAsia="zh-CN"/>
         </w:rPr>
       </w:pPr>
       <w:r>
         <w:rPr>
           <w:sz w:val="24"/>
           <w:shd w:val="pct15" w:color="auto" w:fill="FFFFFF"/>
+          <w:lang w:eastAsia="zh-CN"/>
         </w:rPr>
         <w:t>理家睹之</w:t>
       </w:r>
@@ -1700,6 +1636,7 @@
         <w:rPr>
           <w:sz w:val="24"/>
           <w:shd w:val="pct15" w:color="auto" w:fill="FFFFFF"/>
+          <w:lang w:eastAsia="zh-CN"/>
         </w:rPr>
         <w:t>莫不举哀。哀毕</w:t>
       </w:r>
@@ -1716,6 +1653,7 @@
         <w:rPr>
           <w:sz w:val="24"/>
           <w:shd w:val="pct15" w:color="auto" w:fill="FFFFFF"/>
+          <w:lang w:eastAsia="zh-CN"/>
         </w:rPr>
         <w:t>告沙弥曰。佛本说经。恩爱虽会</w:t>
       </w:r>
@@ -1732,6 +1670,7 @@
         <w:rPr>
           <w:sz w:val="24"/>
           <w:shd w:val="pct15" w:color="auto" w:fill="FFFFFF"/>
+          <w:lang w:eastAsia="zh-CN"/>
         </w:rPr>
         <w:t>终必有离。世荣难保</w:t>
       </w:r>
@@ -1748,6 +1687,7 @@
         <w:rPr>
           <w:sz w:val="24"/>
           <w:shd w:val="pct15" w:color="auto" w:fill="FFFFFF"/>
+          <w:lang w:eastAsia="zh-CN"/>
         </w:rPr>
         <w:t>唯道可久。但当建志进取应真。灭三界苦</w:t>
       </w:r>
@@ -1764,6 +1704,7 @@
         <w:rPr>
           <w:sz w:val="24"/>
           <w:shd w:val="pct15" w:color="auto" w:fill="FFFFFF"/>
+          <w:lang w:eastAsia="zh-CN"/>
         </w:rPr>
         <w:t>捐俗哀心也。</w:t>
       </w:r>
@@ -1776,12 +1717,14 @@
         <w:rPr>
           <w:sz w:val="24"/>
           <w:shd w:val="pct15" w:color="auto" w:fill="FFFFFF"/>
+          <w:lang w:eastAsia="zh-CN"/>
         </w:rPr>
       </w:pPr>
       <w:r>
         <w:rPr>
           <w:sz w:val="24"/>
           <w:shd w:val="pct15" w:color="auto" w:fill="FFFFFF"/>
+          <w:lang w:eastAsia="zh-CN"/>
         </w:rPr>
         <w:t>理家阇维毕。奉舍利诣佛所。佛告鹙鹭子。汝东向叉手</w:t>
       </w:r>
@@ -1798,6 +1741,7 @@
         <w:rPr>
           <w:sz w:val="24"/>
           <w:shd w:val="pct15" w:color="auto" w:fill="FFFFFF"/>
+          <w:lang w:eastAsia="zh-CN"/>
         </w:rPr>
         <w:t>下右膝</w:t>
       </w:r>
@@ -1814,6 +1758,7 @@
         <w:rPr>
           <w:sz w:val="24"/>
           <w:shd w:val="pct15" w:color="auto" w:fill="FFFFFF"/>
+          <w:lang w:eastAsia="zh-CN"/>
         </w:rPr>
         <w:t>曰。有直信直业三神六智道神已足者。皆来赴斯。所以然者。佛母逮诸除馑女五百人今皆善逝。宜当会</w:t>
       </w:r>
@@ -1830,6 +1775,7 @@
         <w:rPr>
           <w:sz w:val="24"/>
           <w:shd w:val="pct15" w:color="auto" w:fill="FFFFFF"/>
+          <w:lang w:eastAsia="zh-CN"/>
         </w:rPr>
         <w:t>四方俱然。</w:t>
       </w:r>
@@ -1842,12 +1788,14 @@
         <w:rPr>
           <w:sz w:val="24"/>
           <w:shd w:val="pct15" w:color="auto" w:fill="FFFFFF"/>
+          <w:lang w:eastAsia="zh-CN"/>
         </w:rPr>
       </w:pPr>
       <w:r>
         <w:rPr>
           <w:sz w:val="24"/>
           <w:shd w:val="pct15" w:color="auto" w:fill="FFFFFF"/>
+          <w:lang w:eastAsia="zh-CN"/>
         </w:rPr>
         <w:t>于是四方各二百五十应真。神足飞来</w:t>
       </w:r>
@@ -1864,6 +1812,7 @@
         <w:rPr>
           <w:sz w:val="24"/>
           <w:shd w:val="pct15" w:color="auto" w:fill="FFFFFF"/>
+          <w:lang w:eastAsia="zh-CN"/>
         </w:rPr>
         <w:t>稽首佛足。</w:t>
       </w:r>
@@ -1876,12 +1825,14 @@
         <w:rPr>
           <w:sz w:val="24"/>
           <w:shd w:val="pct15" w:color="auto" w:fill="FFFFFF"/>
+          <w:lang w:eastAsia="zh-CN"/>
         </w:rPr>
       </w:pPr>
       <w:r>
         <w:rPr>
           <w:sz w:val="24"/>
           <w:shd w:val="pct15" w:color="auto" w:fill="FFFFFF"/>
+          <w:lang w:eastAsia="zh-CN"/>
         </w:rPr>
         <w:t>佛起至大爱道舍利所。千比丘从</w:t>
       </w:r>
@@ -1898,6 +1849,7 @@
         <w:rPr>
           <w:sz w:val="24"/>
           <w:shd w:val="pct15" w:color="auto" w:fill="FFFFFF"/>
+          <w:lang w:eastAsia="zh-CN"/>
         </w:rPr>
         <w:t>皆就告阿难</w:t>
       </w:r>
@@ -1914,6 +1866,7 @@
         <w:rPr>
           <w:sz w:val="24"/>
           <w:shd w:val="pct15" w:color="auto" w:fill="FFFFFF"/>
+          <w:lang w:eastAsia="zh-CN"/>
         </w:rPr>
         <w:t>取舍利盛之以钵著吾手中。</w:t>
       </w:r>
@@ -1926,12 +1879,14 @@
         <w:rPr>
           <w:sz w:val="24"/>
           <w:shd w:val="pct15" w:color="auto" w:fill="FFFFFF"/>
+          <w:lang w:eastAsia="zh-CN"/>
         </w:rPr>
       </w:pPr>
       <w:r>
         <w:rPr>
           <w:sz w:val="24"/>
           <w:shd w:val="pct15" w:color="auto" w:fill="FFFFFF"/>
+          <w:lang w:eastAsia="zh-CN"/>
         </w:rPr>
         <w:t>阿难如命。以钵盛舍利</w:t>
       </w:r>
@@ -1948,6 +1903,7 @@
         <w:rPr>
           <w:sz w:val="24"/>
           <w:shd w:val="pct15" w:color="auto" w:fill="FFFFFF"/>
+          <w:lang w:eastAsia="zh-CN"/>
         </w:rPr>
         <w:t>长跪授佛。佛以两手受之。告诸比丘。斯聚舍利。本是秽身</w:t>
       </w:r>
@@ -1964,6 +1920,7 @@
         <w:rPr>
           <w:sz w:val="24"/>
           <w:shd w:val="pct15" w:color="auto" w:fill="FFFFFF"/>
+          <w:lang w:eastAsia="zh-CN"/>
         </w:rPr>
         <w:t>凶愚急暴。轻心疾转</w:t>
       </w:r>
@@ -1980,6 +1937,7 @@
         <w:rPr>
           <w:sz w:val="24"/>
           <w:shd w:val="pct15" w:color="auto" w:fill="FFFFFF"/>
+          <w:lang w:eastAsia="zh-CN"/>
         </w:rPr>
         <w:t>嫉姤阴谋。败道坏德</w:t>
       </w:r>
@@ -1996,6 +1954,7 @@
         <w:rPr>
           <w:sz w:val="24"/>
           <w:shd w:val="pct15" w:color="auto" w:fill="FFFFFF"/>
+          <w:lang w:eastAsia="zh-CN"/>
         </w:rPr>
         <w:t>为乱作先之类。今母拔女人凶愚之秽。为丈夫行</w:t>
       </w:r>
@@ -2012,6 +1971,7 @@
         <w:rPr>
           <w:sz w:val="24"/>
           <w:shd w:val="pct15" w:color="auto" w:fill="FFFFFF"/>
+          <w:lang w:eastAsia="zh-CN"/>
         </w:rPr>
         <w:t>获应真道。还灵本无</w:t>
       </w:r>
@@ -2028,6 +1988,7 @@
         <w:rPr>
           <w:sz w:val="24"/>
           <w:shd w:val="pct15" w:color="auto" w:fill="FFFFFF"/>
+          <w:lang w:eastAsia="zh-CN"/>
         </w:rPr>
         <w:t>净过虚空。行高无盖</w:t>
       </w:r>
@@ -2044,6 +2005,7 @@
         <w:rPr>
           <w:sz w:val="24"/>
           <w:shd w:val="pct15" w:color="auto" w:fill="FFFFFF"/>
+          <w:lang w:eastAsia="zh-CN"/>
         </w:rPr>
         <w:t>何其健哉。</w:t>
       </w:r>
@@ -2056,12 +2018,14 @@
         <w:rPr>
           <w:sz w:val="24"/>
           <w:shd w:val="pct15" w:color="auto" w:fill="FFFFFF"/>
+          <w:lang w:eastAsia="zh-CN"/>
         </w:rPr>
       </w:pPr>
       <w:r>
         <w:rPr>
           <w:sz w:val="24"/>
           <w:shd w:val="pct15" w:color="auto" w:fill="FFFFFF"/>
+          <w:lang w:eastAsia="zh-CN"/>
         </w:rPr>
         <w:t>佛告诸比丘及理家众。共为母及诸应真女兴庙。</w:t>
       </w:r>
@@ -2074,21 +2038,16 @@
         <w:rPr>
           <w:sz w:val="24"/>
           <w:shd w:val="pct15" w:color="auto" w:fill="FFFFFF"/>
+          <w:lang w:eastAsia="zh-CN"/>
         </w:rPr>
       </w:pPr>
       <w:r>
         <w:rPr>
           <w:sz w:val="24"/>
           <w:shd w:val="pct15" w:color="auto" w:fill="FFFFFF"/>
-        </w:rPr>
-        <w:t>佥曰唯然。于是天人鬼龙兴庙立刹。华香作乐</w:t>
-      </w:r>
-      <w:r>
-        <w:rPr>
-          <w:sz w:val="24"/>
-          <w:shd w:val="pct15" w:color="auto" w:fill="FFFFFF"/>
-        </w:rPr>
-        <w:t>绕庙三匝。哀者震国</w:t>
+          <w:lang w:eastAsia="zh-CN"/>
+        </w:rPr>
+        <w:t>佥曰唯然。于是天人鬼龙兴庙立刹。华香作乐绕庙三匝。哀者震国</w:t>
       </w:r>
       <w:r>
         <w:rPr>
@@ -2103,22 +2062,9 @@
         <w:rPr>
           <w:sz w:val="24"/>
           <w:shd w:val="pct15" w:color="auto" w:fill="FFFFFF"/>
-        </w:rPr>
-        <w:t>诣佛敬信。辄说生死为苦</w:t>
-      </w:r>
-      <w:r>
-        <w:rPr>
-          <w:sz w:val="24"/>
-          <w:shd w:val="pct15" w:color="auto" w:fill="FFFFFF"/>
-        </w:rPr>
-        <w:t>三界无安</w:t>
-      </w:r>
-      <w:r>
-        <w:rPr>
-          <w:sz w:val="24"/>
-          <w:shd w:val="pct15" w:color="auto" w:fill="FFFFFF"/>
-        </w:rPr>
-        <w:t>以释来者。莫不欢喜。稽首而去。</w:t>
+          <w:lang w:eastAsia="zh-CN"/>
+        </w:rPr>
+        <w:t>诣佛敬信。辄说生死为苦三界无安以释来者。莫不欢喜。稽首而去。</w:t>
       </w:r>
     </w:p>
     <w:p>
@@ -2128,12 +2074,14 @@
         <w:rPr>
           <w:sz w:val="24"/>
           <w:shd w:val="pct15" w:color="auto" w:fill="FFFFFF"/>
+          <w:lang w:eastAsia="zh-CN"/>
         </w:rPr>
       </w:pPr>
       <w:r>
         <w:rPr>
           <w:sz w:val="24"/>
           <w:shd w:val="pct15" w:color="auto" w:fill="FFFFFF"/>
+          <w:lang w:eastAsia="zh-CN"/>
         </w:rPr>
         <w:t>佛母般泥洹经</w:t>
       </w:r>
@@ -2145,6 +2093,7 @@
         <w:rPr>
           <w:sz w:val="24"/>
           <w:shd w:val="pct15" w:color="auto" w:fill="FFFFFF"/>
+          <w:lang w:eastAsia="zh-CN"/>
         </w:rPr>
       </w:pPr>
     </w:p>
@@ -2155,12 +2104,14 @@
         <w:rPr>
           <w:sz w:val="24"/>
           <w:shd w:val="pct15" w:color="auto" w:fill="FFFFFF"/>
+          <w:lang w:eastAsia="zh-CN"/>
         </w:rPr>
       </w:pPr>
       <w:r>
         <w:rPr>
           <w:sz w:val="24"/>
           <w:shd w:val="pct15" w:color="auto" w:fill="FFFFFF"/>
+          <w:lang w:eastAsia="zh-CN"/>
         </w:rPr>
         <w:t>佛般泥洹后变记</w:t>
       </w:r>
@@ -2173,12 +2124,14 @@
         <w:rPr>
           <w:sz w:val="24"/>
           <w:shd w:val="pct15" w:color="auto" w:fill="FFFFFF"/>
+          <w:lang w:eastAsia="zh-CN"/>
         </w:rPr>
       </w:pPr>
       <w:r>
         <w:rPr>
           <w:sz w:val="24"/>
           <w:shd w:val="pct15" w:color="auto" w:fill="FFFFFF"/>
+          <w:lang w:eastAsia="zh-CN"/>
         </w:rPr>
         <w:t>我般泥洹后百岁</w:t>
       </w:r>
@@ -2195,6 +2148,7 @@
         <w:rPr>
           <w:sz w:val="24"/>
           <w:shd w:val="pct15" w:color="auto" w:fill="FFFFFF"/>
+          <w:lang w:eastAsia="zh-CN"/>
         </w:rPr>
         <w:t>我诸弟子沙门。聪明智慧如我无异。</w:t>
       </w:r>
@@ -2207,12 +2161,14 @@
         <w:rPr>
           <w:sz w:val="24"/>
           <w:shd w:val="pct15" w:color="auto" w:fill="FFFFFF"/>
+          <w:lang w:eastAsia="zh-CN"/>
         </w:rPr>
       </w:pPr>
       <w:r>
         <w:rPr>
           <w:sz w:val="24"/>
           <w:shd w:val="pct15" w:color="auto" w:fill="FFFFFF"/>
+          <w:lang w:eastAsia="zh-CN"/>
         </w:rPr>
         <w:t>我般泥洹后二百岁时。阿育王从八王索八斛四斗舍利。一日中作八万四千佛图。</w:t>
       </w:r>
@@ -2225,12 +2181,14 @@
         <w:rPr>
           <w:sz w:val="24"/>
           <w:shd w:val="pct15" w:color="auto" w:fill="FFFFFF"/>
+          <w:lang w:eastAsia="zh-CN"/>
         </w:rPr>
       </w:pPr>
       <w:r>
         <w:rPr>
           <w:sz w:val="24"/>
           <w:shd w:val="pct15" w:color="auto" w:fill="FFFFFF"/>
+          <w:lang w:eastAsia="zh-CN"/>
         </w:rPr>
         <w:t>三百岁时。若有出家作沙门。一日中便得道。</w:t>
       </w:r>
@@ -2243,12 +2201,14 @@
         <w:rPr>
           <w:sz w:val="24"/>
           <w:shd w:val="pct15" w:color="auto" w:fill="FFFFFF"/>
+          <w:lang w:eastAsia="zh-CN"/>
         </w:rPr>
       </w:pPr>
       <w:r>
         <w:rPr>
           <w:sz w:val="24"/>
           <w:shd w:val="pct15" w:color="auto" w:fill="FFFFFF"/>
+          <w:lang w:eastAsia="zh-CN"/>
         </w:rPr>
         <w:t>四百岁时。数念佛及法以比丘僧。供养和上阿阇梨。</w:t>
       </w:r>
@@ -2261,12 +2221,14 @@
         <w:rPr>
           <w:sz w:val="24"/>
           <w:shd w:val="pct15" w:color="auto" w:fill="FFFFFF"/>
+          <w:lang w:eastAsia="zh-CN"/>
         </w:rPr>
       </w:pPr>
       <w:r>
         <w:rPr>
           <w:sz w:val="24"/>
           <w:shd w:val="pct15" w:color="auto" w:fill="FFFFFF"/>
+          <w:lang w:eastAsia="zh-CN"/>
         </w:rPr>
         <w:t>五百岁时。沙门婆罗门及人民。无不啼泣念佛者。</w:t>
       </w:r>
@@ -2279,12 +2241,14 @@
         <w:rPr>
           <w:sz w:val="24"/>
           <w:shd w:val="pct15" w:color="auto" w:fill="FFFFFF"/>
+          <w:lang w:eastAsia="zh-CN"/>
         </w:rPr>
       </w:pPr>
       <w:r>
         <w:rPr>
           <w:sz w:val="24"/>
           <w:shd w:val="pct15" w:color="auto" w:fill="FFFFFF"/>
+          <w:lang w:eastAsia="zh-CN"/>
         </w:rPr>
         <w:t>六百岁时。诸沙门便行入山中树下冢间求道。</w:t>
       </w:r>
@@ -2297,21 +2261,16 @@
         <w:rPr>
           <w:sz w:val="24"/>
           <w:shd w:val="pct15" w:color="auto" w:fill="FFFFFF"/>
+          <w:lang w:eastAsia="zh-CN"/>
         </w:rPr>
       </w:pPr>
       <w:r>
         <w:rPr>
           <w:sz w:val="24"/>
           <w:shd w:val="pct15" w:color="auto" w:fill="FFFFFF"/>
-        </w:rPr>
-        <w:t>七百</w:t>
-      </w:r>
-      <w:r>
-        <w:rPr>
-          <w:sz w:val="24"/>
-          <w:shd w:val="pct15" w:color="auto" w:fill="FFFFFF"/>
-        </w:rPr>
-        <w:t>岁时。便行内外学经。若有沙门婆罗门问事无不解了。悉坏九十六种外道。</w:t>
+          <w:lang w:eastAsia="zh-CN"/>
+        </w:rPr>
+        <w:t>七百岁时。便行内外学经。若有沙门婆罗门问事无不解了。悉坏九十六种外道。</w:t>
       </w:r>
     </w:p>
     <w:p>
@@ -2322,57 +2281,17 @@
         <w:rPr>
           <w:sz w:val="24"/>
           <w:shd w:val="pct15" w:color="auto" w:fill="FFFFFF"/>
+          <w:lang w:eastAsia="zh-CN"/>
         </w:rPr>
       </w:pPr>
       <w:r>
         <w:rPr>
           <w:sz w:val="24"/>
           <w:shd w:val="pct15" w:color="auto" w:fill="FFFFFF"/>
+          <w:lang w:eastAsia="zh-CN"/>
         </w:rPr>
         <w:lastRenderedPageBreak/>
-        <w:t>八百岁时。便复念行作佛图</w:t>
-      </w:r>
-      <w:r>
-        <w:rPr>
-          <w:sz w:val="24"/>
-          <w:shd w:val="pct15" w:color="auto" w:fill="FFFFFF"/>
-        </w:rPr>
-        <w:t>[</w:t>
-      </w:r>
-      <w:r>
-        <w:rPr>
-          <w:sz w:val="24"/>
-          <w:shd w:val="pct15" w:color="auto" w:fill="FFFFFF"/>
-        </w:rPr>
-        <w:t>卄</w:t>
-      </w:r>
-      <w:r>
-        <w:rPr>
-          <w:sz w:val="24"/>
-          <w:shd w:val="pct15" w:color="auto" w:fill="FFFFFF"/>
-        </w:rPr>
-        <w:t>/</w:t>
-      </w:r>
-      <w:r>
-        <w:rPr>
-          <w:sz w:val="24"/>
-          <w:shd w:val="pct15" w:color="auto" w:fill="FFFFFF"/>
-        </w:rPr>
-        <w:t>隋</w:t>
-      </w:r>
-      <w:r>
-        <w:rPr>
-          <w:sz w:val="24"/>
-          <w:shd w:val="pct15" w:color="auto" w:fill="FFFFFF"/>
-        </w:rPr>
-        <w:t>]</w:t>
-      </w:r>
-      <w:r>
-        <w:rPr>
-          <w:sz w:val="24"/>
-          <w:shd w:val="pct15" w:color="auto" w:fill="FFFFFF"/>
-        </w:rPr>
-        <w:t>疾次作佛图。</w:t>
+        <w:t>八百岁时。便复念行作佛图[卄/隋]疾次作佛图。</w:t>
       </w:r>
     </w:p>
     <w:p>
@@ -2383,12 +2302,14 @@
         <w:rPr>
           <w:sz w:val="24"/>
           <w:shd w:val="pct15" w:color="auto" w:fill="FFFFFF"/>
+          <w:lang w:eastAsia="zh-CN"/>
         </w:rPr>
       </w:pPr>
       <w:r>
         <w:rPr>
           <w:sz w:val="24"/>
           <w:shd w:val="pct15" w:color="auto" w:fill="FFFFFF"/>
+          <w:lang w:eastAsia="zh-CN"/>
         </w:rPr>
         <w:t>九百岁时。便念行治生求利害处所。</w:t>
       </w:r>
@@ -2401,12 +2322,14 @@
         <w:rPr>
           <w:sz w:val="24"/>
           <w:shd w:val="pct15" w:color="auto" w:fill="FFFFFF"/>
+          <w:lang w:eastAsia="zh-CN"/>
         </w:rPr>
       </w:pPr>
       <w:r>
         <w:rPr>
           <w:sz w:val="24"/>
           <w:shd w:val="pct15" w:color="auto" w:fill="FFFFFF"/>
+          <w:lang w:eastAsia="zh-CN"/>
         </w:rPr>
         <w:t>千岁时。便行与国王相随教习兵法战阵。自行屠杀</w:t>
       </w:r>
@@ -2423,6 +2346,7 @@
         <w:rPr>
           <w:sz w:val="24"/>
           <w:shd w:val="pct15" w:color="auto" w:fill="FFFFFF"/>
+          <w:lang w:eastAsia="zh-CN"/>
         </w:rPr>
         <w:t>妻娶妇女。</w:t>
       </w:r>
@@ -2434,14 +2358,14 @@
         <w:rPr>
           <w:sz w:val="24"/>
           <w:shd w:val="pct15" w:color="auto" w:fill="FFFFFF"/>
+          <w:lang w:eastAsia="zh-CN"/>
         </w:rPr>
       </w:pPr>
-      <w:bookmarkStart w:id="0" w:name="_GoBack"/>
-      <w:bookmarkEnd w:id="0"/>
-      <w:r>
-        <w:rPr>
-          <w:sz w:val="24"/>
-          <w:shd w:val="pct15" w:color="auto" w:fill="FFFFFF"/>
+      <w:r>
+        <w:rPr>
+          <w:sz w:val="24"/>
+          <w:shd w:val="pct15" w:color="auto" w:fill="FFFFFF"/>
+          <w:lang w:eastAsia="zh-CN"/>
         </w:rPr>
         <w:t>佛般泥洹后变记</w:t>
       </w:r>
@@ -14415,7 +14339,7 @@
 </file>
 
 <file path=customXml/itemProps1.xml><?xml version="1.0" encoding="utf-8"?>
-<ds:datastoreItem xmlns:ds="http://schemas.openxmlformats.org/officeDocument/2006/customXml" ds:itemID="{21502226-0612-41C1-88F9-B261B134605E}">
+<ds:datastoreItem xmlns:ds="http://schemas.openxmlformats.org/officeDocument/2006/customXml" ds:itemID="{0032FFF5-EFF1-465D-AE80-2BCB8828483C}">
   <ds:schemaRefs>
     <ds:schemaRef ds:uri="http://schemas.openxmlformats.org/officeDocument/2006/bibliography"/>
   </ds:schemaRefs>
